--- a/RFI/RFI126020012__ASC_Fig40_Riser_Clamps.docx
+++ b/RFI/RFI126020012__ASC_Fig40_Riser_Clamps.docx
@@ -1022,7 +1022,7 @@
                 <w:sz w:val="18"/>
                 <w:szCs w:val="18"/>
               </w:rPr>
-              <w:t xml:space="preserve">The 4" Fig. 40 clamps are quoted at $822.39 each and are not available until early November. ASC originally quoted Fig. 261 clamps, which are available from stock but carry a lower rating: at 4" NPS the Fig. 40 is rated 2,200 lb in a rigid assembly against 750 lb for the Fig. 261.</w:t>
+              <w:t xml:space="preserve">The 4" Fig. 40 clamps are quoted at $822.39 each and are not available until early November. ASC originally quoted Fig. 261 clamps, which are available from stock but carry a lower load rating than the specified Fig. 40. Published ratings for both figures are given in the attached data sheets.</w:t>
             </w:r>
           </w:p>
           <w:p>
